--- a/Lesson Plans/Digital_Innovation_Lesson_Plans_Weeks6-9.docx
+++ b/Lesson Plans/Digital_Innovation_Lesson_Plans_Weeks6-9.docx
@@ -514,7 +514,7 @@
         <w:t xml:space="preserve">Activity (15 min): </w:t>
       </w:r>
       <w:r>
-        <w:t xml:space="preserve">Draft a technical architecture map using Canva. Show data flow, tool choices, decision points. Will you use a custom GPT prompt, Teachable Machine, or NotebookLM? Set strict milestones. (15 min)</w:t>
+        <w:t xml:space="preserve">Draft a technical architecture map using Canva. Show data flow, tool choices, decision points. Will you use a custom GPT prompt, Teachable Machine, or Gemini Notebook? Set strict milestones. (15 min)</w:t>
       </w:r>
     </w:p>
     <w:p>
